--- a/ai/input/신금자/Persona_Intake_신금자.docx
+++ b/ai/input/신금자/Persona_Intake_신금자.docx
@@ -734,6 +734,66 @@
           <w:sz w:val="17"/>
         </w:rPr>
         <w:t>예: "정중하지만 딱딱하지 않게, 편안하게 설명해주는 느낌"</w:t>
+      </w:r>
+    </w:p>
+    <w:p>
+      <w:pPr>
+        <w:spacing w:before="0" w:after="120" w:line="276" w:lineRule="auto"/>
+        <w:ind w:left="227"/>
+        <w:keepNext w:val="0"/>
+        <w:keepLines/>
+        <w:pBdr>
+          <w:bottom w:val="single" w:sz="6" w:space="4" w:color="D9D9D9"/>
+        </w:pBdr>
+      </w:pPr>
+      <w:r>
+        <w:rPr>
+          <w:sz w:val="20"/>
+        </w:rPr>
+        <w:t xml:space="preserve"> </w:t>
+      </w:r>
+    </w:p>
+    <w:p>
+      <w:pPr>
+        <w:spacing w:before="300" w:after="100" w:line="300" w:lineRule="auto"/>
+        <w:ind w:left="113" w:right="113"/>
+        <w:keepNext/>
+        <w:keepLines/>
+        <w:shd w:val="clear" w:fill="F1F5F9"/>
+      </w:pPr>
+      <w:r>
+        <w:rPr>
+          <w:b/>
+          <w:color w:val="B4B4B4"/>
+          <w:sz w:val="21"/>
+        </w:rPr>
+        <w:t xml:space="preserve">P1-07D  </w:t>
+      </w:r>
+      <w:r>
+        <w:rPr>
+          <w:b/>
+          <w:color w:val="B4B4B4"/>
+          <w:sz w:val="21"/>
+        </w:rPr>
+        <w:t>(P1-07에서 "공개"를 고르셨다면) 이 페르소나를 왜 만드셨나요? 방문자는 어떤 걸 궁금해할까요?</w:t>
+      </w:r>
+      <w:r>
+        <w:rPr>
+          <w:color w:val="B4B4B4"/>
+          <w:sz w:val="17"/>
+        </w:rPr>
+        <w:t xml:space="preserve">   서술 2~4문장</w:t>
+      </w:r>
+      <w:r>
+        <w:br/>
+      </w:r>
+      <w:r>
+        <w:rPr>
+          <w:b w:val="0"/>
+          <w:color w:val="B4B4B4"/>
+          <w:sz w:val="17"/>
+        </w:rPr>
+        <w:t>예: "제가 만드는 서비스를 소개하려고 만들었어요. 오시는 분들은 이게 어떤 서비스인지, 믿을 만한지 궁금해하실 것 같아요."</w:t>
       </w:r>
     </w:p>
     <w:p>
@@ -2911,6 +2971,17 @@
           <w:color w:val="6E6E6E"/>
           <w:sz w:val="17"/>
         </w:rPr>
+        <w:t>가이드: ⑧을 고르시면 누구인지는 M9-03에서 따로 여쭤봅니다.</w:t>
+      </w:r>
+      <w:r>
+        <w:br/>
+      </w:r>
+      <w:r>
+        <w:rPr>
+          <w:b w:val="0"/>
+          <w:color w:val="6E6E6E"/>
+          <w:sz w:val="17"/>
+        </w:rPr>
         <w:t>가이드: "내가 진짜 할머니라고 말하지 않기"처럼 모든 페르소나에 공통으로 적용되는 규칙은 적지 않아도 돼요. 말투(유행어·영어 등)는 뒤에서 따로 물어요.</w:t>
       </w:r>
     </w:p>
@@ -3039,7 +3110,7 @@
           <w:color w:val="1A1A1A"/>
           <w:sz w:val="20"/>
         </w:rPr>
-        <w:t>■ ⑧ 특정 사람 이야기를 먼저 꺼내기 (누구인지는 뒤에서 따로 물어요)</w:t>
+        <w:t>■ ⑧ 특정 사람 이야기를 먼저 꺼내기</w:t>
       </w:r>
     </w:p>
     <w:p>
@@ -17515,7 +17586,7 @@
     </w:p>
     <w:p>
       <w:pPr>
-        <w:keepNext/>
+        <w:keepNext w:val="0"/>
         <w:keepLines/>
         <w:spacing w:before="0" w:after="80" w:line="312" w:lineRule="auto"/>
         <w:ind w:left="227"/>
@@ -18038,7 +18109,7 @@
       <w:pPr>
         <w:spacing w:before="0" w:after="120" w:line="276" w:lineRule="auto"/>
         <w:ind w:left="227"/>
-        <w:keepNext/>
+        <w:keepNext w:val="0"/>
         <w:keepLines/>
         <w:pBdr>
           <w:bottom w:val="single" w:sz="6" w:space="4" w:color="D9D9D9"/>
@@ -18333,7 +18404,7 @@
     </w:p>
     <w:p>
       <w:pPr>
-        <w:keepNext/>
+        <w:keepNext w:val="0"/>
         <w:keepLines/>
         <w:spacing w:before="0" w:after="80" w:line="312" w:lineRule="auto"/>
         <w:ind w:left="227"/>

--- a/ai/input/신금자/Persona_Intake_신금자.docx
+++ b/ai/input/신금자/Persona_Intake_신금자.docx
@@ -18534,7 +18534,7 @@
       <w:pPr>
         <w:spacing w:before="0" w:after="120" w:line="276" w:lineRule="auto"/>
         <w:ind w:left="227"/>
-        <w:keepNext w:val="0"/>
+        <w:keepNext/>
         <w:keepLines/>
         <w:pBdr>
           <w:bottom w:val="single" w:sz="6" w:space="4" w:color="D9D9D9"/>
